--- a/docx_chapters/36_Trail_24__Middle_Prong.docx
+++ b/docx_chapters/36_Trail_24__Middle_Prong.docx
@@ -140,18 +140,18 @@
               <w:pStyle w:val="Compact"/>
             </w:pPr>
             <w:r>
-              <w:t xml:space="preserve">Time Estimate</w:t>
-            </w:r>
-          </w:p>
-        </w:tc>
-        <w:tc>
-          <w:tcPr/>
-          <w:p>
-            <w:pPr>
-              <w:pStyle w:val="Compact"/>
-            </w:pPr>
-            <w:r>
-              <w:t xml:space="preserve">1 to 5 hours, depending on how far you hike</w:t>
+              <w:t xml:space="preserve">Time from Knoxville</w:t>
+            </w:r>
+          </w:p>
+        </w:tc>
+        <w:tc>
+          <w:tcPr/>
+          <w:p>
+            <w:pPr>
+              <w:pStyle w:val="Compact"/>
+            </w:pPr>
+            <w:r>
+              <w:t xml:space="preserve">1 hr 5 mins</w:t>
             </w:r>
           </w:p>
         </w:tc>

--- a/docx_chapters/36_Trail_24__Middle_Prong.docx
+++ b/docx_chapters/36_Trail_24__Middle_Prong.docx
@@ -308,7 +308,7 @@
               <w:pStyle w:val="Compact"/>
             </w:pPr>
             <w:r>
-              <w:t xml:space="preserve">Strollers and Wheelchairs</w:t>
+              <w:t xml:space="preserve">Accessibility</w:t>
             </w:r>
           </w:p>
         </w:tc>

--- a/docx_chapters/36_Trail_24__Middle_Prong.docx
+++ b/docx_chapters/36_Trail_24__Middle_Prong.docx
@@ -2,7 +2,7 @@
 <file path=word/document.xml><?xml version="1.0" encoding="utf-8"?>
 <w:document xmlns:w="http://schemas.openxmlformats.org/wordprocessingml/2006/main" xmlns:m="http://schemas.openxmlformats.org/officeDocument/2006/math" xmlns:r="http://schemas.openxmlformats.org/officeDocument/2006/relationships" xmlns:o="urn:schemas-microsoft-com:office:office" xmlns:v="urn:schemas-microsoft-com:vml" xmlns:w10="urn:schemas-microsoft-com:office:word" xmlns:a="http://schemas.openxmlformats.org/drawingml/2006/main" xmlns:pic="http://schemas.openxmlformats.org/drawingml/2006/picture" xmlns:wp="http://schemas.openxmlformats.org/drawingml/2006/wordprocessingDrawing">
   <w:body>
-    <w:bookmarkStart w:id="28" w:name="trail-24-middle-prong"/>
+    <w:bookmarkStart w:id="25" w:name="trail-24-middle-prong"/>
     <w:p>
       <w:pPr>
         <w:pStyle w:val="Heading2"/>
@@ -57,6 +57,18 @@
       </w:pPr>
       <w:r>
         <w:t xml:space="preserve">jo-middle-prong.jpg</w:t>
+      </w:r>
+    </w:p>
+    <w:p>
+      <w:pPr>
+        <w:pStyle w:val="Compact"/>
+        <w:numPr>
+          <w:ilvl w:val="0"/>
+          <w:numId w:val="1001"/>
+        </w:numPr>
+      </w:pPr>
+      <w:r>
+        <w:t xml:space="preserve">middle prong.jpg</w:t>
       </w:r>
     </w:p>
     <w:bookmarkStart w:id="20" w:name="overview"/>
@@ -326,7 +338,7 @@
       </w:tr>
     </w:tbl>
     <w:bookmarkEnd w:id="21"/>
-    <w:bookmarkStart w:id="25" w:name="directions-to-the-trailhead"/>
+    <w:bookmarkStart w:id="22" w:name="directions-to-the-trailhead"/>
     <w:p>
       <w:pPr>
         <w:pStyle w:val="Heading3"/>
@@ -371,117 +383,8 @@
         <w:t xml:space="preserve">in lieu of a street address that only works in Google Maps. Note that this trailhead is at the end of a lengthy gravel road, but it’s fairly smooth (and it’s a pretty drive). This is a large parking area. Even on the busiest days, you will be able to find a place to park. There are spots around the turn-around, but if they are taken, it is acceptable to park on the side of the road. After parking, walk toward the bridge to start your hike.</w:t>
       </w:r>
     </w:p>
-    <w:tbl>
-      <w:tblPr>
-        <w:tblStyle w:val="Table"/>
-        <w:tblInd w:w="164" w:type="dxa"/>
-        <w:tblBorders>
-          <w:left w:val="single" w:sz="24" w:space="0" w:color="0758E5"/>
-        </w:tblBorders>
-        <w:tblCellMar>
-          <w:left w:w="0" w:type="dxa"/>
-          <w:right w:w="0" w:type="dxa"/>
-        </w:tblCellMar>
-        <w:tblLook w:firstRow="0" w:lastRow="0" w:firstColumn="0" w:lastColumn="0" w:noHBand="0" w:noVBand="0" w:val="0000"/>
-      </w:tblPr>
-      <w:tblGrid>
-        <w:gridCol w:w="7920"/>
-      </w:tblGrid>
-      <w:tr>
-        <w:trPr>
-          <w:cantSplit/>
-        </w:trPr>
-        <w:tc>
-          <w:tcPr>
-            <w:tcMar>
-              <w:left w:w="144" w:type="dxa"/>
-              <w:right w:w="144" w:type="dxa"/>
-            </w:tcMar>
-          </w:tcPr>
-          <w:p>
-            <w:pPr>
-              <w:pStyle w:val="BodyText"/>
-            </w:pPr>
-            <w:pPr>
-              <w:spacing w:before="0" w:after="8"/>
-              <w:jc w:val="center"/>
-            </w:pPr>
-            <w:r>
-              <w:drawing>
-                <wp:inline>
-                  <wp:extent cx="152400" cy="152400"/>
-                  <wp:effectExtent b="0" l="0" r="0" t="0"/>
-                  <wp:docPr descr="" title="" id="23" name="Picture"/>
-                  <a:graphic>
-                    <a:graphicData uri="http://schemas.openxmlformats.org/drawingml/2006/picture">
-                      <pic:pic>
-                        <pic:nvPicPr>
-                          <pic:cNvPr descr="/Applications/quarto/share/formats/docx/note.png" id="24" name="Picture"/>
-                          <pic:cNvPicPr>
-                            <a:picLocks noChangeArrowheads="1" noChangeAspect="1"/>
-                          </pic:cNvPicPr>
-                        </pic:nvPicPr>
-                        <pic:blipFill>
-                          <a:blip r:embed="rId22"/>
-                          <a:stretch>
-                            <a:fillRect/>
-                          </a:stretch>
-                        </pic:blipFill>
-                        <pic:spPr bwMode="auto">
-                          <a:xfrm>
-                            <a:off x="0" y="0"/>
-                            <a:ext cx="152400" cy="152400"/>
-                          </a:xfrm>
-                          <a:prstGeom prst="rect">
-                            <a:avLst/>
-                          </a:prstGeom>
-                          <a:noFill/>
-                          <a:ln w="9525">
-                            <a:noFill/>
-                            <a:headEnd/>
-                            <a:tailEnd/>
-                          </a:ln>
-                        </pic:spPr>
-                      </pic:pic>
-                    </a:graphicData>
-                  </a:graphic>
-                </wp:inline>
-              </w:drawing>
-            </w:r>
-          </w:p>
-        </w:tc>
-        <w:tc>
-          <w:p>
-            <w:pPr>
-              <w:pStyle w:val="BodyText"/>
-            </w:pPr>
-            <w:pPr>
-              <w:spacing w:before="16" w:after="64"/>
-            </w:pPr>
-            <w:r>
-              <w:rPr>
-                <w:b/>
-                <w:bCs/>
-              </w:rPr>
-              <w:t xml:space="preserve">Brook Trout</w:t>
-            </w:r>
-          </w:p>
-          <w:p>
-            <w:pPr>
-              <w:pStyle w:val="BodyText"/>
-            </w:pPr>
-            <w:pPr>
-              <w:spacing w:before="16" w:after="16"/>
-            </w:pPr>
-            <w:r>
-              <w:t xml:space="preserve">This native species of trout in Smokies streams is speckled and small and found at high elevations, whereas the Rainbow Trout and Brown Trout you’ll also see were later introduced for fishing.</w:t>
-            </w:r>
-          </w:p>
-        </w:tc>
-      </w:tr>
-    </w:tbl>
-    <w:bookmarkEnd w:id="25"/>
-    <w:bookmarkStart w:id="26" w:name="trail-description"/>
+    <w:bookmarkEnd w:id="22"/>
+    <w:bookmarkStart w:id="23" w:name="trail-description"/>
     <w:p>
       <w:pPr>
         <w:pStyle w:val="Heading3"/>
@@ -739,8 +642,8 @@
         </w:tc>
       </w:tr>
     </w:tbl>
-    <w:bookmarkEnd w:id="26"/>
-    <w:bookmarkStart w:id="27" w:name="nearby"/>
+    <w:bookmarkEnd w:id="23"/>
+    <w:bookmarkStart w:id="24" w:name="nearby"/>
     <w:p>
       <w:pPr>
         <w:pStyle w:val="Heading3"/>
@@ -799,8 +702,8 @@
         <w:t xml:space="preserve">. Peaceful Side Social is a favorite lunch and dinner spot with kids, owing to the good food and large outdoor play area.</w:t>
       </w:r>
     </w:p>
-    <w:bookmarkEnd w:id="27"/>
-    <w:bookmarkEnd w:id="28"/>
+    <w:bookmarkEnd w:id="24"/>
+    <w:bookmarkEnd w:id="25"/>
     <w:sectPr>
       <w:footnotePr>
         <w:numRestart w:val="eachSect"/>
